--- a/story2demo.docx
+++ b/story2demo.docx
@@ -57,7 +57,37 @@
           <w:sz w:val="28"/>
           <w:szCs w:val="28"/>
         </w:rPr>
-        <w:t>Игра про родовое проклятие, искупление потомками ошибок предков и тяжелый выбор.</w:t>
+        <w:t>Чему я хочу научить читателя, какую мысль собираюсь донести?</w:t>
+      </w:r>
+    </w:p>
+    <w:p>
+      <w:pPr>
+        <w:spacing w:after="0" w:line="240" w:lineRule="auto"/>
+        <w:ind w:firstLine="709"/>
+        <w:contextualSpacing/>
+        <w:mirrorIndents/>
+        <w:jc w:val="both"/>
+        <w:rPr>
+          <w:rFonts w:ascii="Times New Roman" w:hAnsi="Times New Roman" w:cs="Times New Roman"/>
+          <w:sz w:val="28"/>
+          <w:szCs w:val="28"/>
+        </w:rPr>
+      </w:pPr>
+      <w:r>
+        <w:rPr>
+          <w:rFonts w:ascii="Times New Roman" w:hAnsi="Times New Roman" w:cs="Times New Roman"/>
+          <w:sz w:val="28"/>
+          <w:szCs w:val="28"/>
+        </w:rPr>
+        <w:t>Идея – краткое изложение. Герой, место, конфликт и его причины</w:t>
+      </w:r>
+      <w:r>
+        <w:rPr>
+          <w:rFonts w:ascii="Times New Roman" w:hAnsi="Times New Roman" w:cs="Times New Roman"/>
+          <w:sz w:val="28"/>
+          <w:szCs w:val="28"/>
+        </w:rPr>
+        <w:t>.</w:t>
       </w:r>
     </w:p>
     <w:p>
@@ -87,7 +117,363 @@
           <w:szCs w:val="28"/>
         </w:rPr>
       </w:pPr>
+      <w:r>
+        <w:rPr>
+          <w:rFonts w:ascii="Times New Roman" w:hAnsi="Times New Roman" w:cs="Times New Roman"/>
+          <w:sz w:val="28"/>
+          <w:szCs w:val="28"/>
+        </w:rPr>
+        <w:t>Игра про родовое проклятие, искупление потомками ошибок предков и тяжелый выбор.</w:t>
+      </w:r>
+      <w:r>
+        <w:rPr>
+          <w:rFonts w:ascii="Times New Roman" w:hAnsi="Times New Roman" w:cs="Times New Roman"/>
+          <w:sz w:val="28"/>
+          <w:szCs w:val="28"/>
+        </w:rPr>
+        <w:t xml:space="preserve"> </w:t>
+      </w:r>
+    </w:p>
+    <w:p>
+      <w:pPr>
+        <w:spacing w:after="0" w:line="240" w:lineRule="auto"/>
+        <w:ind w:firstLine="709"/>
+        <w:contextualSpacing/>
+        <w:mirrorIndents/>
+        <w:jc w:val="both"/>
+        <w:rPr>
+          <w:rFonts w:ascii="Times New Roman" w:hAnsi="Times New Roman" w:cs="Times New Roman"/>
+          <w:sz w:val="28"/>
+          <w:szCs w:val="28"/>
+        </w:rPr>
+      </w:pPr>
+      <w:r>
+        <w:rPr>
+          <w:rFonts w:ascii="Times New Roman" w:hAnsi="Times New Roman" w:cs="Times New Roman"/>
+          <w:sz w:val="28"/>
+          <w:szCs w:val="28"/>
+        </w:rPr>
+        <w:t>Главный герой возвращается в семейное поместье</w:t>
+      </w:r>
+      <w:r>
+        <w:rPr>
+          <w:rFonts w:ascii="Times New Roman" w:hAnsi="Times New Roman" w:cs="Times New Roman"/>
+          <w:sz w:val="28"/>
+          <w:szCs w:val="28"/>
+        </w:rPr>
+        <w:t xml:space="preserve"> после долгой разлуки</w:t>
+      </w:r>
+      <w:r>
+        <w:rPr>
+          <w:rFonts w:ascii="Times New Roman" w:hAnsi="Times New Roman" w:cs="Times New Roman"/>
+          <w:sz w:val="28"/>
+          <w:szCs w:val="28"/>
+        </w:rPr>
+        <w:t xml:space="preserve"> – умер его отец, и семья готовится к похоронам. Герой в депрессии, смерть выбивает его из колеи, </w:t>
+      </w:r>
+      <w:r>
+        <w:rPr>
+          <w:rFonts w:ascii="Times New Roman" w:hAnsi="Times New Roman" w:cs="Times New Roman"/>
+          <w:sz w:val="28"/>
+          <w:szCs w:val="28"/>
+        </w:rPr>
+        <w:t xml:space="preserve">из-за тоски </w:t>
+      </w:r>
+      <w:r>
+        <w:rPr>
+          <w:rFonts w:ascii="Times New Roman" w:hAnsi="Times New Roman" w:cs="Times New Roman"/>
+          <w:sz w:val="28"/>
+          <w:szCs w:val="28"/>
+        </w:rPr>
+        <w:t>он не может дописать свой роман (картину?). Игра начинается с того, что герой читает старую книгу из родовой библиотеки. В кризисе он решает, что проклятие – зло, с которым нужно покончить</w:t>
+      </w:r>
+      <w:r>
+        <w:rPr>
+          <w:rFonts w:ascii="Times New Roman" w:hAnsi="Times New Roman" w:cs="Times New Roman"/>
+          <w:sz w:val="28"/>
+          <w:szCs w:val="28"/>
+        </w:rPr>
+        <w:t>, потому что этот яд в крови медленно убивает всех его близких страшной смертью</w:t>
+      </w:r>
+      <w:r>
+        <w:rPr>
+          <w:rFonts w:ascii="Times New Roman" w:hAnsi="Times New Roman" w:cs="Times New Roman"/>
+          <w:sz w:val="28"/>
+          <w:szCs w:val="28"/>
+        </w:rPr>
+        <w:t xml:space="preserve">. Ради этого он уточняет детали прочитанной истории о предке, заключившем контракт с темными силами, и отправляется в колыбель ужаса, чтобы разорвать древний договор. </w:t>
+      </w:r>
+      <w:r>
+        <w:rPr>
+          <w:rFonts w:ascii="Times New Roman" w:hAnsi="Times New Roman" w:cs="Times New Roman"/>
+          <w:sz w:val="28"/>
+          <w:szCs w:val="28"/>
+        </w:rPr>
+        <w:t xml:space="preserve">А) </w:t>
+      </w:r>
+      <w:r>
+        <w:rPr>
+          <w:rFonts w:ascii="Times New Roman" w:hAnsi="Times New Roman" w:cs="Times New Roman"/>
+          <w:sz w:val="28"/>
+          <w:szCs w:val="28"/>
+        </w:rPr>
+        <w:t>Там демон соблазняет</w:t>
+      </w:r>
+      <w:r>
+        <w:rPr>
+          <w:rFonts w:ascii="Times New Roman" w:hAnsi="Times New Roman" w:cs="Times New Roman"/>
+          <w:sz w:val="28"/>
+          <w:szCs w:val="28"/>
+        </w:rPr>
+        <w:t xml:space="preserve"> его закончить роман</w:t>
+      </w:r>
+      <w:r>
+        <w:rPr>
+          <w:rFonts w:ascii="Times New Roman" w:hAnsi="Times New Roman" w:cs="Times New Roman"/>
+          <w:sz w:val="28"/>
+          <w:szCs w:val="28"/>
+        </w:rPr>
+        <w:t>, и герой физически сгорает в творческом порыве</w:t>
+      </w:r>
+      <w:r>
+        <w:rPr>
+          <w:rFonts w:ascii="Times New Roman" w:hAnsi="Times New Roman" w:cs="Times New Roman"/>
+          <w:sz w:val="28"/>
+          <w:szCs w:val="28"/>
+        </w:rPr>
+        <w:t>. Б) Там герой совершает ритуал и в обмен на собственную душу</w:t>
+      </w:r>
+      <w:r>
+        <w:rPr>
+          <w:rFonts w:ascii="Times New Roman" w:hAnsi="Times New Roman" w:cs="Times New Roman"/>
+          <w:sz w:val="28"/>
+          <w:szCs w:val="28"/>
+        </w:rPr>
+        <w:t xml:space="preserve"> и плоть</w:t>
+      </w:r>
+      <w:r>
+        <w:rPr>
+          <w:rFonts w:ascii="Times New Roman" w:hAnsi="Times New Roman" w:cs="Times New Roman"/>
+          <w:sz w:val="28"/>
+          <w:szCs w:val="28"/>
+        </w:rPr>
+        <w:t xml:space="preserve"> очищает кровь рода.</w:t>
+      </w:r>
+    </w:p>
+    <w:p>
+      <w:pPr>
+        <w:spacing w:after="0" w:line="240" w:lineRule="auto"/>
+        <w:ind w:firstLine="709"/>
+        <w:contextualSpacing/>
+        <w:mirrorIndents/>
+        <w:jc w:val="both"/>
+        <w:rPr>
+          <w:rFonts w:ascii="Times New Roman" w:hAnsi="Times New Roman" w:cs="Times New Roman"/>
+          <w:sz w:val="28"/>
+          <w:szCs w:val="28"/>
+        </w:rPr>
+      </w:pPr>
+    </w:p>
+    <w:p>
+      <w:pPr>
+        <w:spacing w:after="0" w:line="240" w:lineRule="auto"/>
+        <w:ind w:firstLine="709"/>
+        <w:contextualSpacing/>
+        <w:mirrorIndents/>
+        <w:jc w:val="both"/>
+        <w:rPr>
+          <w:rFonts w:ascii="Times New Roman" w:hAnsi="Times New Roman" w:cs="Times New Roman"/>
+          <w:sz w:val="28"/>
+          <w:szCs w:val="28"/>
+        </w:rPr>
+      </w:pPr>
+      <w:r>
+        <w:rPr>
+          <w:rFonts w:ascii="Times New Roman" w:hAnsi="Times New Roman" w:cs="Times New Roman"/>
+          <w:sz w:val="28"/>
+          <w:szCs w:val="28"/>
+        </w:rPr>
+        <w:t>«</w:t>
+      </w:r>
+      <w:r>
+        <w:rPr>
+          <w:rFonts w:ascii="Times New Roman" w:hAnsi="Times New Roman" w:cs="Times New Roman"/>
+          <w:sz w:val="28"/>
+          <w:szCs w:val="28"/>
+        </w:rPr>
+        <w:t>Однажды мужчина з</w:t>
+      </w:r>
+      <w:r>
+        <w:rPr>
+          <w:rFonts w:ascii="Times New Roman" w:hAnsi="Times New Roman" w:cs="Times New Roman"/>
+          <w:sz w:val="28"/>
+          <w:szCs w:val="28"/>
+        </w:rPr>
+        <w:t>аключил с демоном сделку. Отдав половину уготованной ему жизни, он обрел дар писательства. Текст из-под его пера запылал ярким пламенем гения. Слова собирались с сочные, вкусные фразы,</w:t>
+      </w:r>
+      <w:r>
+        <w:rPr>
+          <w:rFonts w:ascii="Times New Roman" w:hAnsi="Times New Roman" w:cs="Times New Roman"/>
+          <w:sz w:val="28"/>
+          <w:szCs w:val="28"/>
+        </w:rPr>
+        <w:t xml:space="preserve"> а</w:t>
+      </w:r>
+      <w:r>
+        <w:rPr>
+          <w:rFonts w:ascii="Times New Roman" w:hAnsi="Times New Roman" w:cs="Times New Roman"/>
+          <w:sz w:val="28"/>
+          <w:szCs w:val="28"/>
+        </w:rPr>
+        <w:t xml:space="preserve"> созданные его рукой декорации на бумаге превращались в завораживающие локации, сюжетные повороты захватывали дух. </w:t>
+      </w:r>
+      <w:r>
+        <w:rPr>
+          <w:rFonts w:ascii="Times New Roman" w:hAnsi="Times New Roman" w:cs="Times New Roman"/>
+          <w:sz w:val="28"/>
+          <w:szCs w:val="28"/>
+        </w:rPr>
+        <w:t xml:space="preserve">Творец писал, и миры его книг жили в сердцах многих людей. </w:t>
+      </w:r>
+    </w:p>
+    <w:p>
+      <w:pPr>
+        <w:spacing w:after="0" w:line="240" w:lineRule="auto"/>
+        <w:ind w:firstLine="709"/>
+        <w:contextualSpacing/>
+        <w:mirrorIndents/>
+        <w:jc w:val="both"/>
+        <w:rPr>
+          <w:rFonts w:ascii="Times New Roman" w:hAnsi="Times New Roman" w:cs="Times New Roman"/>
+          <w:sz w:val="28"/>
+          <w:szCs w:val="28"/>
+        </w:rPr>
+      </w:pPr>
+      <w:r>
+        <w:rPr>
+          <w:rFonts w:ascii="Times New Roman" w:hAnsi="Times New Roman" w:cs="Times New Roman"/>
+          <w:sz w:val="28"/>
+          <w:szCs w:val="28"/>
+        </w:rPr>
+        <w:t xml:space="preserve">Жил он недолго, но на смертном одре писатель был счастлив, потому что у своего ложа увидел </w:t>
+      </w:r>
+      <w:r>
+        <w:rPr>
+          <w:rFonts w:ascii="Times New Roman" w:hAnsi="Times New Roman" w:cs="Times New Roman"/>
+          <w:sz w:val="28"/>
+          <w:szCs w:val="28"/>
+        </w:rPr>
+        <w:t xml:space="preserve">талантливого художника и даровитого флейтиста – своих сыновей. </w:t>
+      </w:r>
       <w:bookmarkStart w:id="0" w:name="_GoBack"/>
+      <w:r>
+        <w:rPr>
+          <w:rFonts w:ascii="Times New Roman" w:hAnsi="Times New Roman" w:cs="Times New Roman"/>
+          <w:sz w:val="28"/>
+          <w:szCs w:val="28"/>
+        </w:rPr>
+        <w:t>Тем же теплым августовским вечером демон вынул душу из изуродованного</w:t>
+      </w:r>
+      <w:r>
+        <w:rPr>
+          <w:rFonts w:ascii="Times New Roman" w:hAnsi="Times New Roman" w:cs="Times New Roman"/>
+          <w:sz w:val="28"/>
+          <w:szCs w:val="28"/>
+        </w:rPr>
+        <w:t xml:space="preserve"> </w:t>
+      </w:r>
+      <w:r>
+        <w:rPr>
+          <w:rFonts w:ascii="Times New Roman" w:hAnsi="Times New Roman" w:cs="Times New Roman"/>
+          <w:sz w:val="28"/>
+          <w:szCs w:val="28"/>
+        </w:rPr>
+        <w:t>проклятьем</w:t>
+      </w:r>
+      <w:r>
+        <w:rPr>
+          <w:rFonts w:ascii="Times New Roman" w:hAnsi="Times New Roman" w:cs="Times New Roman"/>
+          <w:sz w:val="28"/>
+          <w:szCs w:val="28"/>
+        </w:rPr>
+        <w:t xml:space="preserve"> тела</w:t>
+      </w:r>
+      <w:r>
+        <w:rPr>
+          <w:rFonts w:ascii="Times New Roman" w:hAnsi="Times New Roman" w:cs="Times New Roman"/>
+          <w:sz w:val="28"/>
+          <w:szCs w:val="28"/>
+        </w:rPr>
+        <w:t xml:space="preserve"> и п</w:t>
+      </w:r>
+      <w:r>
+        <w:rPr>
+          <w:rFonts w:ascii="Times New Roman" w:hAnsi="Times New Roman" w:cs="Times New Roman"/>
+          <w:sz w:val="28"/>
+          <w:szCs w:val="28"/>
+        </w:rPr>
+        <w:t>ожрал ее</w:t>
+      </w:r>
+      <w:r>
+        <w:rPr>
+          <w:rFonts w:ascii="Times New Roman" w:hAnsi="Times New Roman" w:cs="Times New Roman"/>
+          <w:sz w:val="28"/>
+          <w:szCs w:val="28"/>
+        </w:rPr>
+        <w:t xml:space="preserve">, голодными глазами глядя </w:t>
+      </w:r>
+      <w:proofErr w:type="gramStart"/>
+      <w:r>
+        <w:rPr>
+          <w:rFonts w:ascii="Times New Roman" w:hAnsi="Times New Roman" w:cs="Times New Roman"/>
+          <w:sz w:val="28"/>
+          <w:szCs w:val="28"/>
+        </w:rPr>
+        <w:t>на</w:t>
+      </w:r>
+      <w:proofErr w:type="gramEnd"/>
+      <w:r>
+        <w:rPr>
+          <w:rFonts w:ascii="Times New Roman" w:hAnsi="Times New Roman" w:cs="Times New Roman"/>
+          <w:sz w:val="28"/>
+          <w:szCs w:val="28"/>
+        </w:rPr>
+        <w:t xml:space="preserve"> </w:t>
+      </w:r>
+      <w:proofErr w:type="gramStart"/>
+      <w:r>
+        <w:rPr>
+          <w:rFonts w:ascii="Times New Roman" w:hAnsi="Times New Roman" w:cs="Times New Roman"/>
+          <w:sz w:val="28"/>
+          <w:szCs w:val="28"/>
+        </w:rPr>
+        <w:t>отпрысков</w:t>
+      </w:r>
+      <w:proofErr w:type="gramEnd"/>
+      <w:r>
+        <w:rPr>
+          <w:rFonts w:ascii="Times New Roman" w:hAnsi="Times New Roman" w:cs="Times New Roman"/>
+          <w:sz w:val="28"/>
+          <w:szCs w:val="28"/>
+        </w:rPr>
+        <w:t xml:space="preserve"> мастера</w:t>
+      </w:r>
+      <w:r>
+        <w:rPr>
+          <w:rFonts w:ascii="Times New Roman" w:hAnsi="Times New Roman" w:cs="Times New Roman"/>
+          <w:sz w:val="28"/>
+          <w:szCs w:val="28"/>
+        </w:rPr>
+        <w:t>.</w:t>
+      </w:r>
+      <w:r>
+        <w:rPr>
+          <w:rFonts w:ascii="Times New Roman" w:hAnsi="Times New Roman" w:cs="Times New Roman"/>
+          <w:sz w:val="28"/>
+          <w:szCs w:val="28"/>
+        </w:rPr>
+        <w:t>»</w:t>
+      </w:r>
       <w:bookmarkEnd w:id="0"/>
     </w:p>
     <w:sectPr>

--- a/story2demo.docx
+++ b/story2demo.docx
@@ -23,6 +23,14 @@
         </w:rPr>
         <w:t>Сюжет 2</w:t>
       </w:r>
+      <w:r>
+        <w:rPr>
+          <w:rFonts w:ascii="Times New Roman" w:hAnsi="Times New Roman" w:cs="Times New Roman"/>
+          <w:sz w:val="28"/>
+          <w:szCs w:val="28"/>
+        </w:rPr>
+        <w:t>.</w:t>
+      </w:r>
     </w:p>
     <w:p>
       <w:pPr>
@@ -37,6 +45,14 @@
           <w:szCs w:val="28"/>
         </w:rPr>
       </w:pPr>
+      <w:r>
+        <w:rPr>
+          <w:rFonts w:ascii="Times New Roman" w:hAnsi="Times New Roman" w:cs="Times New Roman"/>
+          <w:sz w:val="28"/>
+          <w:szCs w:val="28"/>
+        </w:rPr>
+        <w:t>Идея.</w:t>
+      </w:r>
     </w:p>
     <w:p>
       <w:pPr>
@@ -51,14 +67,6 @@
           <w:szCs w:val="28"/>
         </w:rPr>
       </w:pPr>
-      <w:r>
-        <w:rPr>
-          <w:rFonts w:ascii="Times New Roman" w:hAnsi="Times New Roman" w:cs="Times New Roman"/>
-          <w:sz w:val="28"/>
-          <w:szCs w:val="28"/>
-        </w:rPr>
-        <w:t>Чему я хочу научить читателя, какую мысль собираюсь донести?</w:t>
-      </w:r>
     </w:p>
     <w:p>
       <w:pPr>
@@ -79,15 +87,15 @@
           <w:sz w:val="28"/>
           <w:szCs w:val="28"/>
         </w:rPr>
-        <w:t>Идея – краткое изложение. Герой, место, конфликт и его причины</w:t>
-      </w:r>
-      <w:r>
-        <w:rPr>
-          <w:rFonts w:ascii="Times New Roman" w:hAnsi="Times New Roman" w:cs="Times New Roman"/>
-          <w:sz w:val="28"/>
-          <w:szCs w:val="28"/>
-        </w:rPr>
-        <w:t>.</w:t>
+        <w:t>Игра про родовое проклятие, искупление потомками ошибок предков и тяжелый выбор.</w:t>
+      </w:r>
+      <w:r>
+        <w:rPr>
+          <w:rFonts w:ascii="Times New Roman" w:hAnsi="Times New Roman" w:cs="Times New Roman"/>
+          <w:sz w:val="28"/>
+          <w:szCs w:val="28"/>
+        </w:rPr>
+        <w:t xml:space="preserve"> </w:t>
       </w:r>
     </w:p>
     <w:p>
@@ -103,6 +111,134 @@
           <w:szCs w:val="28"/>
         </w:rPr>
       </w:pPr>
+      <w:r>
+        <w:rPr>
+          <w:rFonts w:ascii="Times New Roman" w:hAnsi="Times New Roman" w:cs="Times New Roman"/>
+          <w:sz w:val="28"/>
+          <w:szCs w:val="28"/>
+        </w:rPr>
+        <w:t>Главный герой возвращается в семейное поместье</w:t>
+      </w:r>
+      <w:r>
+        <w:rPr>
+          <w:rFonts w:ascii="Times New Roman" w:hAnsi="Times New Roman" w:cs="Times New Roman"/>
+          <w:sz w:val="28"/>
+          <w:szCs w:val="28"/>
+        </w:rPr>
+        <w:t xml:space="preserve"> после долгой разлуки</w:t>
+      </w:r>
+      <w:r>
+        <w:rPr>
+          <w:rFonts w:ascii="Times New Roman" w:hAnsi="Times New Roman" w:cs="Times New Roman"/>
+          <w:sz w:val="28"/>
+          <w:szCs w:val="28"/>
+        </w:rPr>
+        <w:t xml:space="preserve"> – умер его отец, и семья готовится к похоронам. Герой в депрессии, смерть выбивает его из колеи, </w:t>
+      </w:r>
+      <w:r>
+        <w:rPr>
+          <w:rFonts w:ascii="Times New Roman" w:hAnsi="Times New Roman" w:cs="Times New Roman"/>
+          <w:sz w:val="28"/>
+          <w:szCs w:val="28"/>
+        </w:rPr>
+        <w:t xml:space="preserve">из-за тоски </w:t>
+      </w:r>
+      <w:r>
+        <w:rPr>
+          <w:rFonts w:ascii="Times New Roman" w:hAnsi="Times New Roman" w:cs="Times New Roman"/>
+          <w:sz w:val="28"/>
+          <w:szCs w:val="28"/>
+        </w:rPr>
+        <w:t>он не може</w:t>
+      </w:r>
+      <w:r>
+        <w:rPr>
+          <w:rFonts w:ascii="Times New Roman" w:hAnsi="Times New Roman" w:cs="Times New Roman"/>
+          <w:sz w:val="28"/>
+          <w:szCs w:val="28"/>
+        </w:rPr>
+        <w:t>т дописать свой роман</w:t>
+      </w:r>
+      <w:r>
+        <w:rPr>
+          <w:rFonts w:ascii="Times New Roman" w:hAnsi="Times New Roman" w:cs="Times New Roman"/>
+          <w:sz w:val="28"/>
+          <w:szCs w:val="28"/>
+        </w:rPr>
+        <w:t>. Игра начинается с того, что герой читает старую книгу из родовой библиотеки. В кризисе он решает, что проклятие – зло, с которым нужно покончить</w:t>
+      </w:r>
+      <w:r>
+        <w:rPr>
+          <w:rFonts w:ascii="Times New Roman" w:hAnsi="Times New Roman" w:cs="Times New Roman"/>
+          <w:sz w:val="28"/>
+          <w:szCs w:val="28"/>
+        </w:rPr>
+        <w:t>, потому что этот яд в крови медленно убивает всех его близких страшной смертью</w:t>
+      </w:r>
+      <w:r>
+        <w:rPr>
+          <w:rFonts w:ascii="Times New Roman" w:hAnsi="Times New Roman" w:cs="Times New Roman"/>
+          <w:sz w:val="28"/>
+          <w:szCs w:val="28"/>
+        </w:rPr>
+        <w:t xml:space="preserve">. Ради этого он уточняет детали прочитанной истории о предке, заключившем контракт с темными силами, и отправляется в колыбель ужаса, чтобы разорвать древний договор. </w:t>
+      </w:r>
+      <w:r>
+        <w:rPr>
+          <w:rFonts w:ascii="Times New Roman" w:hAnsi="Times New Roman" w:cs="Times New Roman"/>
+          <w:sz w:val="28"/>
+          <w:szCs w:val="28"/>
+        </w:rPr>
+        <w:t xml:space="preserve">А) </w:t>
+      </w:r>
+      <w:r>
+        <w:rPr>
+          <w:rFonts w:ascii="Times New Roman" w:hAnsi="Times New Roman" w:cs="Times New Roman"/>
+          <w:sz w:val="28"/>
+          <w:szCs w:val="28"/>
+        </w:rPr>
+        <w:t>Там демон соблазняет</w:t>
+      </w:r>
+      <w:r>
+        <w:rPr>
+          <w:rFonts w:ascii="Times New Roman" w:hAnsi="Times New Roman" w:cs="Times New Roman"/>
+          <w:sz w:val="28"/>
+          <w:szCs w:val="28"/>
+        </w:rPr>
+        <w:t xml:space="preserve"> его закончить роман</w:t>
+      </w:r>
+      <w:r>
+        <w:rPr>
+          <w:rFonts w:ascii="Times New Roman" w:hAnsi="Times New Roman" w:cs="Times New Roman"/>
+          <w:sz w:val="28"/>
+          <w:szCs w:val="28"/>
+        </w:rPr>
+        <w:t>, и герой физически сгорает в творческом порыве</w:t>
+      </w:r>
+      <w:r>
+        <w:rPr>
+          <w:rFonts w:ascii="Times New Roman" w:hAnsi="Times New Roman" w:cs="Times New Roman"/>
+          <w:sz w:val="28"/>
+          <w:szCs w:val="28"/>
+        </w:rPr>
+        <w:t>. Б) Там герой совершает ритуал и в обмен на собственную душу</w:t>
+      </w:r>
+      <w:r>
+        <w:rPr>
+          <w:rFonts w:ascii="Times New Roman" w:hAnsi="Times New Roman" w:cs="Times New Roman"/>
+          <w:sz w:val="28"/>
+          <w:szCs w:val="28"/>
+        </w:rPr>
+        <w:t xml:space="preserve"> и плоть</w:t>
+      </w:r>
+      <w:r>
+        <w:rPr>
+          <w:rFonts w:ascii="Times New Roman" w:hAnsi="Times New Roman" w:cs="Times New Roman"/>
+          <w:sz w:val="28"/>
+          <w:szCs w:val="28"/>
+        </w:rPr>
+        <w:t xml:space="preserve"> очищает кровь рода.</w:t>
+      </w:r>
     </w:p>
     <w:p>
       <w:pPr>
@@ -117,22 +253,6 @@
           <w:szCs w:val="28"/>
         </w:rPr>
       </w:pPr>
-      <w:r>
-        <w:rPr>
-          <w:rFonts w:ascii="Times New Roman" w:hAnsi="Times New Roman" w:cs="Times New Roman"/>
-          <w:sz w:val="28"/>
-          <w:szCs w:val="28"/>
-        </w:rPr>
-        <w:t>Игра про родовое проклятие, искупление потомками ошибок предков и тяжелый выбор.</w:t>
-      </w:r>
-      <w:r>
-        <w:rPr>
-          <w:rFonts w:ascii="Times New Roman" w:hAnsi="Times New Roman" w:cs="Times New Roman"/>
-          <w:sz w:val="28"/>
-          <w:szCs w:val="28"/>
-        </w:rPr>
-        <w:t xml:space="preserve"> </w:t>
-      </w:r>
     </w:p>
     <w:p>
       <w:pPr>
@@ -153,111 +273,47 @@
           <w:sz w:val="28"/>
           <w:szCs w:val="28"/>
         </w:rPr>
-        <w:t>Главный герой возвращается в семейное поместье</w:t>
-      </w:r>
-      <w:r>
-        <w:rPr>
-          <w:rFonts w:ascii="Times New Roman" w:hAnsi="Times New Roman" w:cs="Times New Roman"/>
-          <w:sz w:val="28"/>
-          <w:szCs w:val="28"/>
-        </w:rPr>
-        <w:t xml:space="preserve"> после долгой разлуки</w:t>
-      </w:r>
-      <w:r>
-        <w:rPr>
-          <w:rFonts w:ascii="Times New Roman" w:hAnsi="Times New Roman" w:cs="Times New Roman"/>
-          <w:sz w:val="28"/>
-          <w:szCs w:val="28"/>
-        </w:rPr>
-        <w:t xml:space="preserve"> – умер его отец, и семья готовится к похоронам. Герой в депрессии, смерть выбивает его из колеи, </w:t>
-      </w:r>
-      <w:r>
-        <w:rPr>
-          <w:rFonts w:ascii="Times New Roman" w:hAnsi="Times New Roman" w:cs="Times New Roman"/>
-          <w:sz w:val="28"/>
-          <w:szCs w:val="28"/>
-        </w:rPr>
-        <w:t xml:space="preserve">из-за тоски </w:t>
-      </w:r>
-      <w:r>
-        <w:rPr>
-          <w:rFonts w:ascii="Times New Roman" w:hAnsi="Times New Roman" w:cs="Times New Roman"/>
-          <w:sz w:val="28"/>
-          <w:szCs w:val="28"/>
-        </w:rPr>
-        <w:t>он не может дописать свой роман (картину?). Игра начинается с того, что герой читает старую книгу из родовой библиотеки. В кризисе он решает, что проклятие – зло, с которым нужно покончить</w:t>
-      </w:r>
-      <w:r>
-        <w:rPr>
-          <w:rFonts w:ascii="Times New Roman" w:hAnsi="Times New Roman" w:cs="Times New Roman"/>
-          <w:sz w:val="28"/>
-          <w:szCs w:val="28"/>
-        </w:rPr>
-        <w:t>, потому что этот яд в крови медленно убивает всех его близких страшной смертью</w:t>
-      </w:r>
-      <w:r>
-        <w:rPr>
-          <w:rFonts w:ascii="Times New Roman" w:hAnsi="Times New Roman" w:cs="Times New Roman"/>
-          <w:sz w:val="28"/>
-          <w:szCs w:val="28"/>
-        </w:rPr>
-        <w:t xml:space="preserve">. Ради этого он уточняет детали прочитанной истории о предке, заключившем контракт с темными силами, и отправляется в колыбель ужаса, чтобы разорвать древний договор. </w:t>
-      </w:r>
-      <w:r>
-        <w:rPr>
-          <w:rFonts w:ascii="Times New Roman" w:hAnsi="Times New Roman" w:cs="Times New Roman"/>
-          <w:sz w:val="28"/>
-          <w:szCs w:val="28"/>
-        </w:rPr>
-        <w:t xml:space="preserve">А) </w:t>
-      </w:r>
-      <w:r>
-        <w:rPr>
-          <w:rFonts w:ascii="Times New Roman" w:hAnsi="Times New Roman" w:cs="Times New Roman"/>
-          <w:sz w:val="28"/>
-          <w:szCs w:val="28"/>
-        </w:rPr>
-        <w:t>Там демон соблазняет</w:t>
-      </w:r>
-      <w:r>
-        <w:rPr>
-          <w:rFonts w:ascii="Times New Roman" w:hAnsi="Times New Roman" w:cs="Times New Roman"/>
-          <w:sz w:val="28"/>
-          <w:szCs w:val="28"/>
-        </w:rPr>
-        <w:t xml:space="preserve"> его закончить роман</w:t>
-      </w:r>
-      <w:r>
-        <w:rPr>
-          <w:rFonts w:ascii="Times New Roman" w:hAnsi="Times New Roman" w:cs="Times New Roman"/>
-          <w:sz w:val="28"/>
-          <w:szCs w:val="28"/>
-        </w:rPr>
-        <w:t>, и герой физически сгорает в творческом порыве</w:t>
-      </w:r>
-      <w:r>
-        <w:rPr>
-          <w:rFonts w:ascii="Times New Roman" w:hAnsi="Times New Roman" w:cs="Times New Roman"/>
-          <w:sz w:val="28"/>
-          <w:szCs w:val="28"/>
-        </w:rPr>
-        <w:t>. Б) Там герой совершает ритуал и в обмен на собственную душу</w:t>
-      </w:r>
-      <w:r>
-        <w:rPr>
-          <w:rFonts w:ascii="Times New Roman" w:hAnsi="Times New Roman" w:cs="Times New Roman"/>
-          <w:sz w:val="28"/>
-          <w:szCs w:val="28"/>
-        </w:rPr>
-        <w:t xml:space="preserve"> и плоть</w:t>
-      </w:r>
-      <w:r>
-        <w:rPr>
-          <w:rFonts w:ascii="Times New Roman" w:hAnsi="Times New Roman" w:cs="Times New Roman"/>
-          <w:sz w:val="28"/>
-          <w:szCs w:val="28"/>
-        </w:rPr>
-        <w:t xml:space="preserve"> очищает кровь рода.</w:t>
+        <w:t>«</w:t>
+      </w:r>
+      <w:r>
+        <w:rPr>
+          <w:rFonts w:ascii="Times New Roman" w:hAnsi="Times New Roman" w:cs="Times New Roman"/>
+          <w:sz w:val="28"/>
+          <w:szCs w:val="28"/>
+        </w:rPr>
+        <w:t>Однажды мужчина з</w:t>
+      </w:r>
+      <w:r>
+        <w:rPr>
+          <w:rFonts w:ascii="Times New Roman" w:hAnsi="Times New Roman" w:cs="Times New Roman"/>
+          <w:sz w:val="28"/>
+          <w:szCs w:val="28"/>
+        </w:rPr>
+        <w:t>аключил с демоном сделку. Отдав половину уготованной ему жизни, он обрел дар писательства. Текст из-под его пера запылал ярким пламенем гения. Слова собирались с сочные, вкусные фразы,</w:t>
+      </w:r>
+      <w:r>
+        <w:rPr>
+          <w:rFonts w:ascii="Times New Roman" w:hAnsi="Times New Roman" w:cs="Times New Roman"/>
+          <w:sz w:val="28"/>
+          <w:szCs w:val="28"/>
+        </w:rPr>
+        <w:t xml:space="preserve"> а</w:t>
+      </w:r>
+      <w:r>
+        <w:rPr>
+          <w:rFonts w:ascii="Times New Roman" w:hAnsi="Times New Roman" w:cs="Times New Roman"/>
+          <w:sz w:val="28"/>
+          <w:szCs w:val="28"/>
+        </w:rPr>
+        <w:t xml:space="preserve"> созданные его рукой декорации на бумаге превращались в завораживающие локации, сюжетные повороты захватывали дух. </w:t>
+      </w:r>
+      <w:r>
+        <w:rPr>
+          <w:rFonts w:ascii="Times New Roman" w:hAnsi="Times New Roman" w:cs="Times New Roman"/>
+          <w:sz w:val="28"/>
+          <w:szCs w:val="28"/>
+        </w:rPr>
+        <w:t xml:space="preserve">Творец писал, и миры его книг жили в сердцах многих людей. </w:t>
       </w:r>
     </w:p>
     <w:p>
@@ -273,6 +329,139 @@
           <w:szCs w:val="28"/>
         </w:rPr>
       </w:pPr>
+      <w:r>
+        <w:rPr>
+          <w:rFonts w:ascii="Times New Roman" w:hAnsi="Times New Roman" w:cs="Times New Roman"/>
+          <w:sz w:val="28"/>
+          <w:szCs w:val="28"/>
+        </w:rPr>
+        <w:t xml:space="preserve">Жил он недолго, но на смертном одре писатель был счастлив, потому что у своего ложа увидел </w:t>
+      </w:r>
+      <w:r>
+        <w:rPr>
+          <w:rFonts w:ascii="Times New Roman" w:hAnsi="Times New Roman" w:cs="Times New Roman"/>
+          <w:sz w:val="28"/>
+          <w:szCs w:val="28"/>
+        </w:rPr>
+        <w:t>талантливого художника и даровитого флейтиста – своих сыновей. Тем же теплым августовским вечером демон вынул душу из изуродованного</w:t>
+      </w:r>
+      <w:r>
+        <w:rPr>
+          <w:rFonts w:ascii="Times New Roman" w:hAnsi="Times New Roman" w:cs="Times New Roman"/>
+          <w:sz w:val="28"/>
+          <w:szCs w:val="28"/>
+        </w:rPr>
+        <w:t xml:space="preserve"> </w:t>
+      </w:r>
+      <w:r>
+        <w:rPr>
+          <w:rFonts w:ascii="Times New Roman" w:hAnsi="Times New Roman" w:cs="Times New Roman"/>
+          <w:sz w:val="28"/>
+          <w:szCs w:val="28"/>
+        </w:rPr>
+        <w:t>проклятьем</w:t>
+      </w:r>
+      <w:r>
+        <w:rPr>
+          <w:rFonts w:ascii="Times New Roman" w:hAnsi="Times New Roman" w:cs="Times New Roman"/>
+          <w:sz w:val="28"/>
+          <w:szCs w:val="28"/>
+        </w:rPr>
+        <w:t xml:space="preserve"> тела</w:t>
+      </w:r>
+      <w:r>
+        <w:rPr>
+          <w:rFonts w:ascii="Times New Roman" w:hAnsi="Times New Roman" w:cs="Times New Roman"/>
+          <w:sz w:val="28"/>
+          <w:szCs w:val="28"/>
+        </w:rPr>
+        <w:t xml:space="preserve"> и п</w:t>
+      </w:r>
+      <w:r>
+        <w:rPr>
+          <w:rFonts w:ascii="Times New Roman" w:hAnsi="Times New Roman" w:cs="Times New Roman"/>
+          <w:sz w:val="28"/>
+          <w:szCs w:val="28"/>
+        </w:rPr>
+        <w:t>ожрал ее</w:t>
+      </w:r>
+      <w:r>
+        <w:rPr>
+          <w:rFonts w:ascii="Times New Roman" w:hAnsi="Times New Roman" w:cs="Times New Roman"/>
+          <w:sz w:val="28"/>
+          <w:szCs w:val="28"/>
+        </w:rPr>
+        <w:t xml:space="preserve">, голодными глазами глядя </w:t>
+      </w:r>
+      <w:proofErr w:type="gramStart"/>
+      <w:r>
+        <w:rPr>
+          <w:rFonts w:ascii="Times New Roman" w:hAnsi="Times New Roman" w:cs="Times New Roman"/>
+          <w:sz w:val="28"/>
+          <w:szCs w:val="28"/>
+        </w:rPr>
+        <w:t>на</w:t>
+      </w:r>
+      <w:proofErr w:type="gramEnd"/>
+      <w:r>
+        <w:rPr>
+          <w:rFonts w:ascii="Times New Roman" w:hAnsi="Times New Roman" w:cs="Times New Roman"/>
+          <w:sz w:val="28"/>
+          <w:szCs w:val="28"/>
+        </w:rPr>
+        <w:t xml:space="preserve"> </w:t>
+      </w:r>
+      <w:proofErr w:type="gramStart"/>
+      <w:r>
+        <w:rPr>
+          <w:rFonts w:ascii="Times New Roman" w:hAnsi="Times New Roman" w:cs="Times New Roman"/>
+          <w:sz w:val="28"/>
+          <w:szCs w:val="28"/>
+        </w:rPr>
+        <w:t>отпрысков</w:t>
+      </w:r>
+      <w:proofErr w:type="gramEnd"/>
+      <w:r>
+        <w:rPr>
+          <w:rFonts w:ascii="Times New Roman" w:hAnsi="Times New Roman" w:cs="Times New Roman"/>
+          <w:sz w:val="28"/>
+          <w:szCs w:val="28"/>
+        </w:rPr>
+        <w:t xml:space="preserve"> мастера</w:t>
+      </w:r>
+      <w:r>
+        <w:rPr>
+          <w:rFonts w:ascii="Times New Roman" w:hAnsi="Times New Roman" w:cs="Times New Roman"/>
+          <w:sz w:val="28"/>
+          <w:szCs w:val="28"/>
+        </w:rPr>
+        <w:t>.</w:t>
+      </w:r>
+      <w:r>
+        <w:rPr>
+          <w:rFonts w:ascii="Times New Roman" w:hAnsi="Times New Roman" w:cs="Times New Roman"/>
+          <w:sz w:val="28"/>
+          <w:szCs w:val="28"/>
+        </w:rPr>
+        <w:t>»</w:t>
+      </w:r>
+    </w:p>
+    <w:p>
+      <w:pPr>
+        <w:rPr>
+          <w:rFonts w:ascii="Times New Roman" w:hAnsi="Times New Roman" w:cs="Times New Roman"/>
+          <w:sz w:val="28"/>
+          <w:szCs w:val="28"/>
+        </w:rPr>
+      </w:pPr>
+      <w:r>
+        <w:rPr>
+          <w:rFonts w:ascii="Times New Roman" w:hAnsi="Times New Roman" w:cs="Times New Roman"/>
+          <w:sz w:val="28"/>
+          <w:szCs w:val="28"/>
+        </w:rPr>
+        <w:br w:type="page"/>
+      </w:r>
     </w:p>
     <w:p>
       <w:pPr>
@@ -293,47 +482,8 @@
           <w:sz w:val="28"/>
           <w:szCs w:val="28"/>
         </w:rPr>
-        <w:t>«</w:t>
-      </w:r>
-      <w:r>
-        <w:rPr>
-          <w:rFonts w:ascii="Times New Roman" w:hAnsi="Times New Roman" w:cs="Times New Roman"/>
-          <w:sz w:val="28"/>
-          <w:szCs w:val="28"/>
-        </w:rPr>
-        <w:t>Однажды мужчина з</w:t>
-      </w:r>
-      <w:r>
-        <w:rPr>
-          <w:rFonts w:ascii="Times New Roman" w:hAnsi="Times New Roman" w:cs="Times New Roman"/>
-          <w:sz w:val="28"/>
-          <w:szCs w:val="28"/>
-        </w:rPr>
-        <w:t>аключил с демоном сделку. Отдав половину уготованной ему жизни, он обрел дар писательства. Текст из-под его пера запылал ярким пламенем гения. Слова собирались с сочные, вкусные фразы,</w:t>
-      </w:r>
-      <w:r>
-        <w:rPr>
-          <w:rFonts w:ascii="Times New Roman" w:hAnsi="Times New Roman" w:cs="Times New Roman"/>
-          <w:sz w:val="28"/>
-          <w:szCs w:val="28"/>
-        </w:rPr>
-        <w:t xml:space="preserve"> а</w:t>
-      </w:r>
-      <w:r>
-        <w:rPr>
-          <w:rFonts w:ascii="Times New Roman" w:hAnsi="Times New Roman" w:cs="Times New Roman"/>
-          <w:sz w:val="28"/>
-          <w:szCs w:val="28"/>
-        </w:rPr>
-        <w:t xml:space="preserve"> созданные его рукой декорации на бумаге превращались в завораживающие локации, сюжетные повороты захватывали дух. </w:t>
-      </w:r>
-      <w:r>
-        <w:rPr>
-          <w:rFonts w:ascii="Times New Roman" w:hAnsi="Times New Roman" w:cs="Times New Roman"/>
-          <w:sz w:val="28"/>
-          <w:szCs w:val="28"/>
-        </w:rPr>
-        <w:t xml:space="preserve">Творец писал, и миры его книг жили в сердцах многих людей. </w:t>
+        <w:lastRenderedPageBreak/>
+        <w:t>Размышления о повествовании</w:t>
       </w:r>
     </w:p>
     <w:p>
@@ -349,132 +499,82 @@
           <w:szCs w:val="28"/>
         </w:rPr>
       </w:pPr>
-      <w:r>
-        <w:rPr>
-          <w:rFonts w:ascii="Times New Roman" w:hAnsi="Times New Roman" w:cs="Times New Roman"/>
-          <w:sz w:val="28"/>
-          <w:szCs w:val="28"/>
-        </w:rPr>
-        <w:t xml:space="preserve">Жил он недолго, но на смертном одре писатель был счастлив, потому что у своего ложа увидел </w:t>
-      </w:r>
-      <w:r>
-        <w:rPr>
-          <w:rFonts w:ascii="Times New Roman" w:hAnsi="Times New Roman" w:cs="Times New Roman"/>
-          <w:sz w:val="28"/>
-          <w:szCs w:val="28"/>
-        </w:rPr>
-        <w:t xml:space="preserve">талантливого художника и даровитого флейтиста – своих сыновей. </w:t>
+    </w:p>
+    <w:p>
+      <w:pPr>
+        <w:spacing w:after="0" w:line="240" w:lineRule="auto"/>
+        <w:ind w:firstLine="709"/>
+        <w:contextualSpacing/>
+        <w:mirrorIndents/>
+        <w:jc w:val="both"/>
+        <w:rPr>
+          <w:rFonts w:ascii="Times New Roman" w:hAnsi="Times New Roman" w:cs="Times New Roman"/>
+          <w:sz w:val="28"/>
+          <w:szCs w:val="28"/>
+        </w:rPr>
+      </w:pPr>
+      <w:r>
+        <w:rPr>
+          <w:rFonts w:ascii="Times New Roman" w:hAnsi="Times New Roman" w:cs="Times New Roman"/>
+          <w:sz w:val="28"/>
+          <w:szCs w:val="28"/>
+        </w:rPr>
+        <w:t>Как герой может прийти к мысли о том, что проклятию необходимо положить конец?</w:t>
+      </w:r>
+    </w:p>
+    <w:p>
+      <w:pPr>
+        <w:spacing w:after="0" w:line="240" w:lineRule="auto"/>
+        <w:ind w:firstLine="709"/>
+        <w:contextualSpacing/>
+        <w:mirrorIndents/>
+        <w:jc w:val="both"/>
+        <w:rPr>
+          <w:rFonts w:ascii="Times New Roman" w:hAnsi="Times New Roman" w:cs="Times New Roman"/>
+          <w:sz w:val="28"/>
+          <w:szCs w:val="28"/>
+        </w:rPr>
+      </w:pPr>
+      <w:r>
+        <w:rPr>
+          <w:rFonts w:ascii="Times New Roman" w:hAnsi="Times New Roman" w:cs="Times New Roman"/>
+          <w:sz w:val="28"/>
+          <w:szCs w:val="28"/>
+        </w:rPr>
+        <w:t>Мой отец умер от проклятия – я его любил – в моих силах прекратить мучительные смерти родственников.</w:t>
+      </w:r>
+    </w:p>
+    <w:p>
+      <w:pPr>
+        <w:spacing w:after="0" w:line="240" w:lineRule="auto"/>
+        <w:ind w:firstLine="709"/>
+        <w:contextualSpacing/>
+        <w:mirrorIndents/>
+        <w:jc w:val="both"/>
+        <w:rPr>
+          <w:rFonts w:ascii="Times New Roman" w:hAnsi="Times New Roman" w:cs="Times New Roman"/>
+          <w:sz w:val="28"/>
+          <w:szCs w:val="28"/>
+        </w:rPr>
+      </w:pPr>
+      <w:r>
+        <w:rPr>
+          <w:rFonts w:ascii="Times New Roman" w:hAnsi="Times New Roman" w:cs="Times New Roman"/>
+          <w:sz w:val="28"/>
+          <w:szCs w:val="28"/>
+        </w:rPr>
+        <w:t>Окончательно его подбивает на подвиг сцена, где он замечает на себе первые следы прокляти</w:t>
       </w:r>
       <w:bookmarkStart w:id="0" w:name="_GoBack"/>
-      <w:r>
-        <w:rPr>
-          <w:rFonts w:ascii="Times New Roman" w:hAnsi="Times New Roman" w:cs="Times New Roman"/>
-          <w:sz w:val="28"/>
-          <w:szCs w:val="28"/>
-        </w:rPr>
-        <w:t>Тем же теплым августовским вечером демон вынул душу из изуродованного</w:t>
-      </w:r>
-      <w:r>
-        <w:rPr>
-          <w:rFonts w:ascii="Times New Roman" w:hAnsi="Times New Roman" w:cs="Times New Roman"/>
-          <w:sz w:val="28"/>
-          <w:szCs w:val="28"/>
-        </w:rPr>
-        <w:t xml:space="preserve"> </w:t>
-      </w:r>
-      <w:r>
-        <w:rPr>
-          <w:rFonts w:ascii="Times New Roman" w:hAnsi="Times New Roman" w:cs="Times New Roman"/>
-          <w:sz w:val="28"/>
-          <w:szCs w:val="28"/>
-        </w:rPr>
-        <w:t>проклятьем</w:t>
-      </w:r>
-      <w:r>
-        <w:rPr>
-          <w:rFonts w:ascii="Times New Roman" w:hAnsi="Times New Roman" w:cs="Times New Roman"/>
-          <w:sz w:val="28"/>
-          <w:szCs w:val="28"/>
-        </w:rPr>
-        <w:t xml:space="preserve"> тела</w:t>
-      </w:r>
-      <w:r>
-        <w:rPr>
-          <w:rFonts w:ascii="Times New Roman" w:hAnsi="Times New Roman" w:cs="Times New Roman"/>
-          <w:sz w:val="28"/>
-          <w:szCs w:val="28"/>
-        </w:rPr>
-        <w:t xml:space="preserve"> и п</w:t>
-      </w:r>
-      <w:r>
-        <w:rPr>
-          <w:rFonts w:ascii="Times New Roman" w:hAnsi="Times New Roman" w:cs="Times New Roman"/>
-          <w:sz w:val="28"/>
-          <w:szCs w:val="28"/>
-        </w:rPr>
-        <w:t>ожрал ее</w:t>
-      </w:r>
-      <w:r>
-        <w:rPr>
-          <w:rFonts w:ascii="Times New Roman" w:hAnsi="Times New Roman" w:cs="Times New Roman"/>
-          <w:sz w:val="28"/>
-          <w:szCs w:val="28"/>
-        </w:rPr>
-        <w:t xml:space="preserve">, голодными глазами глядя </w:t>
-      </w:r>
-      <w:proofErr w:type="gramStart"/>
-      <w:r>
-        <w:rPr>
-          <w:rFonts w:ascii="Times New Roman" w:hAnsi="Times New Roman" w:cs="Times New Roman"/>
-          <w:sz w:val="28"/>
-          <w:szCs w:val="28"/>
-        </w:rPr>
-        <w:t>на</w:t>
-      </w:r>
-      <w:proofErr w:type="gramEnd"/>
-      <w:r>
-        <w:rPr>
-          <w:rFonts w:ascii="Times New Roman" w:hAnsi="Times New Roman" w:cs="Times New Roman"/>
-          <w:sz w:val="28"/>
-          <w:szCs w:val="28"/>
-        </w:rPr>
-        <w:t xml:space="preserve"> </w:t>
-      </w:r>
-      <w:proofErr w:type="gramStart"/>
-      <w:r>
-        <w:rPr>
-          <w:rFonts w:ascii="Times New Roman" w:hAnsi="Times New Roman" w:cs="Times New Roman"/>
-          <w:sz w:val="28"/>
-          <w:szCs w:val="28"/>
-        </w:rPr>
-        <w:t>отпрысков</w:t>
-      </w:r>
-      <w:proofErr w:type="gramEnd"/>
-      <w:r>
-        <w:rPr>
-          <w:rFonts w:ascii="Times New Roman" w:hAnsi="Times New Roman" w:cs="Times New Roman"/>
-          <w:sz w:val="28"/>
-          <w:szCs w:val="28"/>
-        </w:rPr>
-        <w:t xml:space="preserve"> мастера</w:t>
-      </w:r>
-      <w:r>
-        <w:rPr>
-          <w:rFonts w:ascii="Times New Roman" w:hAnsi="Times New Roman" w:cs="Times New Roman"/>
-          <w:sz w:val="28"/>
-          <w:szCs w:val="28"/>
-        </w:rPr>
-        <w:t>.</w:t>
-      </w:r>
-      <w:r>
-        <w:rPr>
-          <w:rFonts w:ascii="Times New Roman" w:hAnsi="Times New Roman" w:cs="Times New Roman"/>
-          <w:sz w:val="28"/>
-          <w:szCs w:val="28"/>
-        </w:rPr>
-        <w:t>»</w:t>
-      </w:r>
       <w:bookmarkEnd w:id="0"/>
+      <w:r>
+        <w:rPr>
+          <w:rFonts w:ascii="Times New Roman" w:hAnsi="Times New Roman" w:cs="Times New Roman"/>
+          <w:sz w:val="28"/>
+          <w:szCs w:val="28"/>
+        </w:rPr>
+        <w:t>я.</w:t>
+      </w:r>
     </w:p>
     <w:sectPr>
       <w:pgSz w:w="11906" w:h="16838"/>
